--- a/specs/CPF_EDU_샘플_카탈로그_및_실습가이드.docx
+++ b/specs/CPF_EDU_샘플_카탈로그_및_실습가이드.docx
@@ -11563,6 +11563,144 @@
         <w:t xml:space="preserve">검증 명령</w:t>
       </w:r>
     </w:p>
+    <!-- CPF_MANAGED_SECTION_BEGIN:ATTACHMENT_EDU_20260715 -->
+    <w:p>
+      <w:pPr>
+        <w:pStyle w:val="Heading1"/>
+      </w:pPr>
+      <w:r>
+        <w:t xml:space="preserve">XYZ 첨부파일 EDU</w:t>
+      </w:r>
+    </w:p>
+    <w:tbl>
+      <w:tblPr>
+        <w:tblW w:w="0" w:type="auto"/>
+        <w:tblBorders>
+          <w:top w:val="single" w:sz="4" w:space="0" w:color="A0A0A0"/>
+          <w:left w:val="single" w:sz="4" w:space="0" w:color="A0A0A0"/>
+          <w:bottom w:val="single" w:sz="4" w:space="0" w:color="A0A0A0"/>
+          <w:right w:val="single" w:sz="4" w:space="0" w:color="A0A0A0"/>
+          <w:insideH w:val="single" w:sz="4" w:space="0" w:color="A0A0A0"/>
+          <w:insideV w:val="single" w:sz="4" w:space="0" w:color="A0A0A0"/>
+        </w:tblBorders>
+      </w:tblPr>
+      <w:tr>
+        <w:tc>
+          <w:tcPr>
+            <w:tcW w:w="0" w:type="auto"/>
+          </w:tcPr>
+          <w:p>
+            <w:r>
+              <w:rPr>
+                <w:b/>
+              </w:rPr>
+              <w:t xml:space="preserve">sample ID</w:t>
+            </w:r>
+          </w:p>
+        </w:tc>
+        <w:tc>
+          <w:tcPr>
+            <w:tcW w:w="0" w:type="auto"/>
+          </w:tcPr>
+          <w:p>
+            <w:r>
+              <w:rPr>
+                <w:b/>
+              </w:rPr>
+              <w:t xml:space="preserve">API</w:t>
+            </w:r>
+          </w:p>
+        </w:tc>
+        <w:tc>
+          <w:tcPr>
+            <w:tcW w:w="0" w:type="auto"/>
+          </w:tcPr>
+          <w:p>
+            <w:r>
+              <w:rPr>
+                <w:b/>
+              </w:rPr>
+              <w:t xml:space="preserve">학습 목적</w:t>
+            </w:r>
+          </w:p>
+        </w:tc>
+      </w:tr>
+      <w:tr>
+        <w:tc>
+          <w:tcPr>
+            <w:tcW w:w="0" w:type="auto"/>
+          </w:tcPr>
+          <w:p>
+            <w:r>
+              <w:t xml:space="preserve">XYZ-EDU-ATTACH-001</w:t>
+            </w:r>
+          </w:p>
+        </w:tc>
+        <w:tc>
+          <w:tcPr>
+            <w:tcW w:w="0" w:type="auto"/>
+          </w:tcPr>
+          <w:p>
+            <w:r>
+              <w:t xml:space="preserve">POST /xyz/edu/attachments/text</w:t>
+            </w:r>
+          </w:p>
+        </w:tc>
+        <w:tc>
+          <w:tcPr>
+            <w:tcW w:w="0" w:type="auto"/>
+          </w:tcPr>
+          <w:p>
+            <w:r>
+              <w:t xml:space="preserve">PFW 저장 port, 파일명·확장자·크기·경로 검증과 SHA-256</w:t>
+            </w:r>
+          </w:p>
+        </w:tc>
+      </w:tr>
+      <w:tr>
+        <w:tc>
+          <w:tcPr>
+            <w:tcW w:w="0" w:type="auto"/>
+          </w:tcPr>
+          <w:p>
+            <w:r>
+              <w:t xml:space="preserve">XYZ-EDU-ATTACH-002</w:t>
+            </w:r>
+          </w:p>
+        </w:tc>
+        <w:tc>
+          <w:tcPr>
+            <w:tcW w:w="0" w:type="auto"/>
+          </w:tcPr>
+          <w:p>
+            <w:r>
+              <w:t xml:space="preserve">POST /xyz/edu/attachments/verify</w:t>
+            </w:r>
+          </w:p>
+        </w:tc>
+        <w:tc>
+          <w:tcPr>
+            <w:tcW w:w="0" w:type="auto"/>
+          </w:tcPr>
+          <w:p>
+            <w:r>
+              <w:t xml:space="preserve">저장 key 재조회와 checksum 무결성 검증</w:t>
+            </w:r>
+          </w:p>
+        </w:tc>
+      </w:tr>
+    </w:tbl>
+    <w:p>
+      <w:r>
+        <w:t xml:space="preserve">소스는 xyz/src/main/java/cpf/xyz/edu/attachment, 테스트는 xyz/src/test/java/cpf/xyz/edu/attachment에 있다.</w:t>
+      </w:r>
+    </w:p>
+    <w:p>
+      <w:r>
+        <w:t xml:space="preserve">실습에서는 txt 저장 성공, exe 확장자 거부, checksum 일치와 경로 이탈 거부를 확인한다.</w:t>
+      </w:r>
+    </w:p>
+    <!-- CPF_MANAGED_SECTION_END:ATTACHMENT_EDU_20260715 -->
     <w:sectPr>
       <w:headerReference w:type="default" r:id="rIdHeader"/>
       <w:footerReference w:type="default" r:id="rIdFooter"/>
